--- a/example_articles/countries/Israel/3.countries_Israel_Other_publisher.docx
+++ b/example_articles/countries/Israel/3.countries_Israel_Other_publisher.docx
@@ -32,7 +32,7 @@
     </w:p>
     <w:p>
       <w:r>
-        <w:t>Raw locations result, 'locations': ['Israel', 'Gaza Strip', 'Sderot', 'Beit Hanoun']</w:t>
+        <w:t>Raw locations result, 'locations': ['Israel', 'Gaza Strip', 'West Bank']</w:t>
       </w:r>
     </w:p>
     <w:p>
